--- a/Ports.docx
+++ b/Ports.docx
@@ -1,6 +1,6 @@
 
 <file path=word/document.xml><?xml version="1.0" encoding="utf-8"?>
-<w:document xmlns:wpc="http://schemas.microsoft.com/office/word/2010/wordprocessingCanvas" xmlns:cx="http://schemas.microsoft.com/office/drawing/2014/chartex" xmlns:cx1="http://schemas.microsoft.com/office/drawing/2015/9/8/chartex" xmlns:cx2="http://schemas.microsoft.com/office/drawing/2015/10/21/chartex" xmlns:cx3="http://schemas.microsoft.com/office/drawing/2016/5/9/chartex" xmlns:cx4="http://schemas.microsoft.com/office/drawing/2016/5/10/chartex" xmlns:cx5="http://schemas.microsoft.com/office/drawing/2016/5/11/chartex" xmlns:cx6="http://schemas.microsoft.com/office/drawing/2016/5/12/chartex" xmlns:cx7="http://schemas.microsoft.com/office/drawing/2016/5/13/chartex" xmlns:cx8="http://schemas.microsoft.com/office/drawing/2016/5/14/chartex" xmlns:mc="http://schemas.openxmlformats.org/markup-compatibility/2006" xmlns:aink="http://schemas.microsoft.com/office/drawing/2016/ink" xmlns:am3d="http://schemas.microsoft.com/office/drawing/2017/model3d" xmlns:o="urn:schemas-microsoft-com:office:office" xmlns:oel="http://schemas.microsoft.com/office/2019/extlst" xmlns:r="http://schemas.openxmlformats.org/officeDocument/2006/relationships" xmlns:m="http://schemas.openxmlformats.org/officeDocument/2006/math" xmlns:v="urn:schemas-microsoft-com:vml" xmlns:wp14="http://schemas.microsoft.com/office/word/2010/wordprocessingDrawing" xmlns:wp="http://schemas.openxmlformats.org/drawingml/2006/wordprocessingDrawing" xmlns:w10="urn:schemas-microsoft-com:office:word" xmlns:w="http://schemas.openxmlformats.org/wordprocessingml/2006/main" xmlns:w14="http://schemas.microsoft.com/office/word/2010/wordml" xmlns:w15="http://schemas.microsoft.com/office/word/2012/wordml" xmlns:w16cex="http://schemas.microsoft.com/office/word/2018/wordml/cex" xmlns:w16cid="http://schemas.microsoft.com/office/word/2016/wordml/cid" xmlns:w16="http://schemas.microsoft.com/office/word/2018/wordml" xmlns:w16du="http://schemas.microsoft.com/office/word/2023/wordml/word16du" xmlns:w16sdtdh="http://schemas.microsoft.com/office/word/2020/wordml/sdtdatahash" xmlns:w16se="http://schemas.microsoft.com/office/word/2015/wordml/symex" xmlns:wpg="http://schemas.microsoft.com/office/word/2010/wordprocessingGroup" xmlns:wpi="http://schemas.microsoft.com/office/word/2010/wordprocessingInk" xmlns:wne="http://schemas.microsoft.com/office/word/2006/wordml" xmlns:wps="http://schemas.microsoft.com/office/word/2010/wordprocessingShape" mc:Ignorable="w14 w15 w16se w16cid w16 w16cex w16sdtdh wp14">
+<w:document xmlns:wpc="http://schemas.microsoft.com/office/word/2010/wordprocessingCanvas" xmlns:cx="http://schemas.microsoft.com/office/drawing/2014/chartex" xmlns:cx1="http://schemas.microsoft.com/office/drawing/2015/9/8/chartex" xmlns:cx2="http://schemas.microsoft.com/office/drawing/2015/10/21/chartex" xmlns:cx3="http://schemas.microsoft.com/office/drawing/2016/5/9/chartex" xmlns:cx4="http://schemas.microsoft.com/office/drawing/2016/5/10/chartex" xmlns:cx5="http://schemas.microsoft.com/office/drawing/2016/5/11/chartex" xmlns:cx6="http://schemas.microsoft.com/office/drawing/2016/5/12/chartex" xmlns:cx7="http://schemas.microsoft.com/office/drawing/2016/5/13/chartex" xmlns:cx8="http://schemas.microsoft.com/office/drawing/2016/5/14/chartex" xmlns:mc="http://schemas.openxmlformats.org/markup-compatibility/2006" xmlns:aink="http://schemas.microsoft.com/office/drawing/2016/ink" xmlns:am3d="http://schemas.microsoft.com/office/drawing/2017/model3d" xmlns:o="urn:schemas-microsoft-com:office:office" xmlns:oel="http://schemas.microsoft.com/office/2019/extlst" xmlns:r="http://schemas.openxmlformats.org/officeDocument/2006/relationships" xmlns:m="http://schemas.openxmlformats.org/officeDocument/2006/math" xmlns:v="urn:schemas-microsoft-com:vml" xmlns:wp14="http://schemas.microsoft.com/office/word/2010/wordprocessingDrawing" xmlns:wp="http://schemas.openxmlformats.org/drawingml/2006/wordprocessingDrawing" xmlns:w10="urn:schemas-microsoft-com:office:word" xmlns:w="http://schemas.openxmlformats.org/wordprocessingml/2006/main" xmlns:w14="http://schemas.microsoft.com/office/word/2010/wordml" xmlns:w15="http://schemas.microsoft.com/office/word/2012/wordml" xmlns:w16cex="http://schemas.microsoft.com/office/word/2018/wordml/cex" xmlns:w16cid="http://schemas.microsoft.com/office/word/2016/wordml/cid" xmlns:w16="http://schemas.microsoft.com/office/word/2018/wordml" xmlns:w16du="http://schemas.microsoft.com/office/word/2023/wordml/word16du" xmlns:w16sdtdh="http://schemas.microsoft.com/office/word/2020/wordml/sdtdatahash" xmlns:w16sdtfl="http://schemas.microsoft.com/office/word/2024/wordml/sdtformatlock" xmlns:w16se="http://schemas.microsoft.com/office/word/2015/wordml/symex" xmlns:wpg="http://schemas.microsoft.com/office/word/2010/wordprocessingGroup" xmlns:wpi="http://schemas.microsoft.com/office/word/2010/wordprocessingInk" xmlns:wne="http://schemas.microsoft.com/office/word/2006/wordml" xmlns:wps="http://schemas.microsoft.com/office/word/2010/wordprocessingShape" mc:Ignorable="w14 w15 w16se w16cid w16 w16cex w16sdtdh w16sdtfl w16du wp14">
   <w:body>
     <w:p>
       <w:pPr>
@@ -68,7 +68,7 @@
             <v:path o:extrusionok="f" gradientshapeok="t" o:connecttype="rect"/>
             <o:lock v:ext="edit" aspectratio="t"/>
           </v:shapetype>
-          <v:shape id="Picture 1" o:spid="_x0000_i1028" type="#_x0000_t75" style="width:252pt;height:322.4pt;visibility:visible;mso-wrap-style:square">
+          <v:shape id="Picture 1" o:spid="_x0000_i1025" type="#_x0000_t75" style="width:252pt;height:322.5pt;visibility:visible;mso-wrap-style:square">
             <v:imagedata r:id="rId4" o:title=""/>
           </v:shape>
         </w:pict>
@@ -192,61 +192,60 @@
       </w:r>
     </w:p>
     <w:p>
-      <w:r>
-        <w:t xml:space="preserve">Do you have Plug and Play (UPnP) issues? The </w:t>
-      </w:r>
-      <w:r>
-        <w:t xml:space="preserve">DreamGrid </w:t>
-      </w:r>
-      <w:r>
-        <w:t>help menu has a useful tool to look at uPnP in your router:</w:t>
-      </w:r>
-    </w:p>
-    <w:p>
-      <w:r>
-        <w:rPr>
-          <w:rFonts w:cs="Calibri"/>
-          <w:sz w:val="22"/>
-          <w:szCs w:val="22"/>
-        </w:rPr>
-        <w:pict w14:anchorId="0DF02B39">
-          <v:shape id="_x0000_i1025" type="#_x0000_t75" alt="Image" style="width:264.9pt;height:172.5pt;mso-position-vertical:top">
+      <w:pPr>
+        <w:pStyle w:val="Heading2"/>
+      </w:pPr>
+      <w:r>
+        <w:t>Troubleshooting Ports</w:t>
+      </w:r>
+    </w:p>
+    <w:p>
+      <w:r>
+        <w:t>A list of routers and instructions</w:t>
+      </w:r>
+      <w:r>
+        <w:t xml:space="preserve"> is at </w:t>
+      </w:r>
+      <w:r>
+        <w:t>http://www.portforward.com</w:t>
+      </w:r>
+      <w:r>
+        <w:t xml:space="preserve"> which can help you </w:t>
+      </w:r>
+      <w:r>
+        <w:t xml:space="preserve">to </w:t>
+      </w:r>
+      <w:r>
+        <w:t>identify your router type.</w:t>
+      </w:r>
+    </w:p>
+    <w:p>
+      <w:r>
+        <w:t>Step 1) Get your PC LAN IP address by going to a DOS prompt and typing 'ipconfig'.</w:t>
+      </w:r>
+    </w:p>
+    <w:p>
+      <w:r>
+        <w:pict w14:anchorId="51B6D6F7">
+          <v:shape id="_x0000_i1027" type="#_x0000_t75" style="width:427.5pt;height:223.5pt">
             <v:imagedata r:id="rId5" o:title=""/>
           </v:shape>
         </w:pict>
       </w:r>
-      <w:r>
-        <w:br/>
-        <w:t xml:space="preserve"> UPn</w:t>
-      </w:r>
-      <w:r>
-        <w:t>P</w:t>
-      </w:r>
-      <w:r>
-        <w:t xml:space="preserve"> (Universal Plug and Play) Tool for Windows</w:t>
-      </w:r>
-    </w:p>
-    <w:p>
-      <w:r>
-        <w:t xml:space="preserve">You can add, </w:t>
-      </w:r>
-      <w:r>
-        <w:t>delete,</w:t>
-      </w:r>
-      <w:r>
-        <w:t xml:space="preserve"> and modify the settings without a password, assuming you have UPnP enabled. This tool is </w:t>
-      </w:r>
-      <w:r>
-        <w:t>available</w:t>
-      </w:r>
-      <w:r>
-        <w:t xml:space="preserve"> in Dreamworld and </w:t>
-      </w:r>
-      <w:r>
-        <w:t xml:space="preserve">DreamGrid </w:t>
-      </w:r>
-      <w:r>
-        <w:t>in the Help menu.</w:t>
+    </w:p>
+    <w:p>
+      <w:r>
+        <w:t>In the above photo, my IP was 192.168.1.3.   Yours is likely to be in the range 192.160.*.*, but it could also be a 10.0.*.* number. For my Linksys, it looks like this:</w:t>
+      </w:r>
+    </w:p>
+    <w:p>
+      <w:r>
+        <w:lastRenderedPageBreak/>
+        <w:pict w14:anchorId="6E61907A">
+          <v:shape id="_x0000_i1028" type="#_x0000_t75" style="width:414pt;height:268.5pt">
+            <v:imagedata r:id="rId6" o:title=""/>
+          </v:shape>
+        </w:pict>
       </w:r>
     </w:p>
     <w:p>
@@ -254,63 +253,6 @@
         <w:pStyle w:val="Heading2"/>
       </w:pPr>
       <w:r>
-        <w:t>Troubleshooting Ports</w:t>
-      </w:r>
-    </w:p>
-    <w:p>
-      <w:r>
-        <w:t>A list of routers and instructions</w:t>
-      </w:r>
-      <w:r>
-        <w:t xml:space="preserve"> is at </w:t>
-      </w:r>
-      <w:r>
-        <w:t>http://www.portforward.com</w:t>
-      </w:r>
-      <w:r>
-        <w:t xml:space="preserve"> which can help you </w:t>
-      </w:r>
-      <w:r>
-        <w:t xml:space="preserve">to </w:t>
-      </w:r>
-      <w:r>
-        <w:t>identify your router type.</w:t>
-      </w:r>
-    </w:p>
-    <w:p>
-      <w:r>
-        <w:t>Step 1) Get your PC LAN IP address by going to a DOS prompt and typing 'ipconfig'.</w:t>
-      </w:r>
-    </w:p>
-    <w:p>
-      <w:r>
-        <w:lastRenderedPageBreak/>
-        <w:pict w14:anchorId="51B6D6F7">
-          <v:shape id="_x0000_i1026" type="#_x0000_t75" style="width:427.15pt;height:223.5pt">
-            <v:imagedata r:id="rId6" o:title=""/>
-          </v:shape>
-        </w:pict>
-      </w:r>
-    </w:p>
-    <w:p>
-      <w:r>
-        <w:t>In the above photo, my IP was 192.168.1.3.   Yours is likely to be in the range 192.160.*.*, but it could also be a 10.0.*.* number. For my Linksys, it looks like this:</w:t>
-      </w:r>
-    </w:p>
-    <w:p>
-      <w:r>
-        <w:pict w14:anchorId="6E61907A">
-          <v:shape id="_x0000_i1027" type="#_x0000_t75" style="width:413.75pt;height:268.65pt">
-            <v:imagedata r:id="rId7" o:title=""/>
-          </v:shape>
-        </w:pict>
-      </w:r>
-    </w:p>
-    <w:p>
-      <w:pPr>
-        <w:pStyle w:val="Heading2"/>
-      </w:pPr>
-      <w:r>
         <w:t xml:space="preserve">IceCast/Shoutcast </w:t>
       </w:r>
     </w:p>
@@ -328,7 +270,6 @@
           <w:b/>
           <w:bCs/>
         </w:rPr>
-        <w:lastRenderedPageBreak/>
         <w:t>Which ports?</w:t>
       </w:r>
       <w:r>
@@ -430,7 +371,7 @@
       <w:r>
         <w:t> You can tell if it worked by starting Opensimulator, and then use a web browser to go to </w:t>
       </w:r>
-      <w:hyperlink r:id="rId8" w:history="1">
+      <w:hyperlink r:id="rId7" w:history="1">
         <w:r>
           <w:rPr>
             <w:color w:val="5973CC"/>
@@ -466,6 +407,7 @@
     </w:p>
     <w:p>
       <w:r>
+        <w:lastRenderedPageBreak/>
         <w:t xml:space="preserve">See </w:t>
       </w:r>
       <w:r>
@@ -529,7 +471,7 @@
       <w:r>
         <w:t xml:space="preserve">CanYouSeeMe.org tests. You use your web browser to navigate to </w:t>
       </w:r>
-      <w:hyperlink r:id="rId9" w:history="1">
+      <w:hyperlink r:id="rId8" w:history="1">
         <w:r>
           <w:t>http://(YOUR</w:t>
         </w:r>
@@ -537,7 +479,7 @@
       <w:r>
         <w:t xml:space="preserve"> PUBLIC IP):8002. Mine was </w:t>
       </w:r>
-      <w:hyperlink r:id="rId10" w:history="1">
+      <w:hyperlink r:id="rId9" w:history="1">
         <w:r>
           <w:t>http://24.173.0.66:8002</w:t>
         </w:r>
@@ -558,7 +500,7 @@
         </w:rPr>
         <w:t xml:space="preserve">If not, you must add a loopback adapter. Go to </w:t>
       </w:r>
-      <w:hyperlink r:id="rId11" w:history="1">
+      <w:hyperlink r:id="rId10" w:history="1">
         <w:r>
           <w:t>https://www.outworldz.com/Outworldz_installer/Loopback.htm</w:t>
         </w:r>
@@ -608,7 +550,6 @@
     </w:p>
     <w:p>
       <w:r>
-        <w:lastRenderedPageBreak/>
         <w:t xml:space="preserve">If you are using an Anti-virus with a firewall, such as </w:t>
       </w:r>
       <w:r>
@@ -640,7 +581,7 @@
       <w:r>
         <w:t>This code is safe and is digitally signed by me, Fred Beckhusen of Outworldz.com, and is open source and available for inspection at  </w:t>
       </w:r>
-      <w:hyperlink r:id="rId12" w:history="1">
+      <w:hyperlink r:id="rId11" w:history="1">
         <w:r>
           <w:t>https://www.github.com/Outworldz</w:t>
         </w:r>
@@ -683,6 +624,9 @@
       </w:r>
       <w:r>
         <w:br/>
+      </w:r>
+      <w:r>
+        <w:lastRenderedPageBreak/>
         <w:t>7. Key in the port number, the port is 8001-8010 (or higher for more regions)</w:t>
       </w:r>
       <w:r>
@@ -748,7 +692,7 @@
         </w:rPr>
         <w:t>Here is more detail about ports and the way the interact with the outside world such as </w:t>
       </w:r>
-      <w:hyperlink r:id="rId13" w:history="1">
+      <w:hyperlink r:id="rId12" w:history="1">
         <w:r>
           <w:rPr>
             <w:color w:val="5973CC"/>
@@ -808,10 +752,9 @@
     </w:p>
     <w:p>
       <w:r>
-        <w:lastRenderedPageBreak/>
         <w:t xml:space="preserve">Opensim has a web server that web browsers understand, using the same protocol (TCP/HTTP) that tools like </w:t>
       </w:r>
-      <w:hyperlink r:id="rId14" w:history="1">
+      <w:hyperlink r:id="rId13" w:history="1">
         <w:r>
           <w:t>www.canyouseeme.org</w:t>
         </w:r>
@@ -825,7 +768,7 @@
       <w:r>
         <w:t xml:space="preserve"> http:// GET and POST requests on 8002. Port 8002 is like port 80, the default port for web pages. You can actually set Dreamworld's 8002 port to 80, and it will still work. You can then drop the need to type :8002 at the end of your hyperlink. </w:t>
       </w:r>
-      <w:hyperlink r:id="rId15" w:history="1">
+      <w:hyperlink r:id="rId14" w:history="1">
         <w:r>
           <w:t>http://hg.Osgrid.org</w:t>
         </w:r>
@@ -849,7 +792,7 @@
       <w:r>
         <w:t xml:space="preserve">If Opensim is not running and your ports are open, it is as if you tried to connect to </w:t>
       </w:r>
-      <w:hyperlink r:id="rId16" w:history="1">
+      <w:hyperlink r:id="rId15" w:history="1">
         <w:r>
           <w:t>www.google.com's</w:t>
         </w:r>
@@ -874,6 +817,7 @@
     </w:p>
     <w:p>
       <w:r>
+        <w:lastRenderedPageBreak/>
         <w:t xml:space="preserve">This port is used by Opensim to listen to region traffic. </w:t>
       </w:r>
       <w:r>
@@ -947,7 +891,6 @@
     </w:p>
     <w:p>
       <w:r>
-        <w:lastRenderedPageBreak/>
         <w:t>If you had two regions in one DOS box, and they start at 8004, then the regions listen to UDP on 8004 and 8005, and both regions listen to 8005 for TCP traffic. You can check that the region is reachable on the Hypergrid only by using port 8005</w:t>
       </w:r>
       <w:r>
@@ -1028,7 +971,7 @@
 </file>
 
 <file path=word/styles.xml><?xml version="1.0" encoding="utf-8"?>
-<w:styles xmlns:mc="http://schemas.openxmlformats.org/markup-compatibility/2006" xmlns:r="http://schemas.openxmlformats.org/officeDocument/2006/relationships" xmlns:w="http://schemas.openxmlformats.org/wordprocessingml/2006/main" xmlns:w14="http://schemas.microsoft.com/office/word/2010/wordml" xmlns:w15="http://schemas.microsoft.com/office/word/2012/wordml" xmlns:w16cex="http://schemas.microsoft.com/office/word/2018/wordml/cex" xmlns:w16cid="http://schemas.microsoft.com/office/word/2016/wordml/cid" xmlns:w16="http://schemas.microsoft.com/office/word/2018/wordml" xmlns:w16sdtdh="http://schemas.microsoft.com/office/word/2020/wordml/sdtdatahash" xmlns:w16se="http://schemas.microsoft.com/office/word/2015/wordml/symex" mc:Ignorable="w14 w15 w16se w16cid w16 w16cex w16sdtdh">
+<w:styles xmlns:mc="http://schemas.openxmlformats.org/markup-compatibility/2006" xmlns:r="http://schemas.openxmlformats.org/officeDocument/2006/relationships" xmlns:w="http://schemas.openxmlformats.org/wordprocessingml/2006/main" xmlns:w14="http://schemas.microsoft.com/office/word/2010/wordml" xmlns:w15="http://schemas.microsoft.com/office/word/2012/wordml" xmlns:w16cex="http://schemas.microsoft.com/office/word/2018/wordml/cex" xmlns:w16cid="http://schemas.microsoft.com/office/word/2016/wordml/cid" xmlns:w16="http://schemas.microsoft.com/office/word/2018/wordml" xmlns:w16du="http://schemas.microsoft.com/office/word/2023/wordml/word16du" xmlns:w16sdtdh="http://schemas.microsoft.com/office/word/2020/wordml/sdtdatahash" xmlns:w16sdtfl="http://schemas.microsoft.com/office/word/2024/wordml/sdtformatlock" xmlns:w16se="http://schemas.microsoft.com/office/word/2015/wordml/symex" mc:Ignorable="w14 w15 w16se w16cid w16 w16cex w16sdtdh w16sdtfl w16du">
   <w:docDefaults>
     <w:rPrDefault>
       <w:rPr>
